--- a/downloads/intro-transcript-outro/11_E7.docx
+++ b/downloads/intro-transcript-outro/11_E7.docx
@@ -34,7 +34,23 @@
         <w:rPr>
           <w:color w:val="2EAF7D"/>
         </w:rPr>
-        <w:t xml:space="preserve">À qui parler, et avec quoi arriver. L’écosystème n’est utile que si la demande est cadrée : problème, maturité, ce que vous attendez de l’interlocuteur.</w:t>
+        <w:t xml:space="preserve">Vous avez le réflexe déclaration. Encore faut-il que la demande soit cadrée.</w:t>
+      </w:r>
+    </w:p>
+    <w:p>
+      <w:r>
+        <w:rPr>
+          <w:color w:val="2EAF7D"/>
+        </w:rPr>
+        <w:t xml:space="preserve">Stéphanie va dire à qui s’adresser, et avec quoi arriver : le problème, la maturité, ce que vous attendez de l’interlocuteur.</w:t>
+      </w:r>
+    </w:p>
+    <w:p>
+      <w:r>
+        <w:rPr>
+          <w:color w:val="2EAF7D"/>
+        </w:rPr>
+        <w:t xml:space="preserve">Ce n’est plus un séminaire de laboratoire. C’est une prise de contact dans l’écosystème que nous déplierons au module 3.</w:t>
       </w:r>
     </w:p>
     <w:p>
@@ -296,7 +312,15 @@
         <w:rPr>
           <w:color w:val="F48C2E"/>
         </w:rPr>
-        <w:t xml:space="preserve">Un rendez-vous SATT, incubateur ou partenaire se prépare. Ce n’est pas un séminaire de laboratoire.</w:t>
+        <w:t xml:space="preserve">Un rendez-vous se prépare. Vous savez maintenant poser un problème, situer une preuve, et déclarer.</w:t>
+      </w:r>
+    </w:p>
+    <w:p>
+      <w:r>
+        <w:rPr>
+          <w:color w:val="F48C2E"/>
+        </w:rPr>
+        <w:t xml:space="preserve">Le module 2 ouvre la suite logique : protéger, puis valoriser — ce que devient cette déclaration une fois qu’elle est un actif.</w:t>
       </w:r>
     </w:p>
     <w:sectPr>

--- a/downloads/intro-transcript-outro/11_E7.docx
+++ b/downloads/intro-transcript-outro/11_E7.docx
@@ -24,7 +24,7 @@
       </w:pPr>
       <w:r>
         <w:rPr>
-          <w:color w:val="2EAF7D"/>
+          <w:color w:val="00AE69"/>
         </w:rPr>
         <w:t xml:space="preserve">Intro</w:t>
       </w:r>
@@ -32,7 +32,7 @@
     <w:p>
       <w:r>
         <w:rPr>
-          <w:color w:val="2EAF7D"/>
+          <w:color w:val="00AE69"/>
         </w:rPr>
         <w:t xml:space="preserve">Vous avez le réflexe déclaration. Encore faut-il que la demande soit cadrée.</w:t>
       </w:r>
@@ -40,7 +40,7 @@
     <w:p>
       <w:r>
         <w:rPr>
-          <w:color w:val="2EAF7D"/>
+          <w:color w:val="00AE69"/>
         </w:rPr>
         <w:t xml:space="preserve">Stéphanie va dire à qui s’adresser, et avec quoi arriver : le problème, la maturité, ce que vous attendez de l’interlocuteur.</w:t>
       </w:r>
@@ -48,7 +48,7 @@
     <w:p>
       <w:r>
         <w:rPr>
-          <w:color w:val="2EAF7D"/>
+          <w:color w:val="00AE69"/>
         </w:rPr>
         <w:t xml:space="preserve">Ce n’est plus un séminaire de laboratoire. C’est une prise de contact dans l’écosystème que nous déplierons au module 3.</w:t>
       </w:r>
@@ -302,7 +302,7 @@
       </w:pPr>
       <w:r>
         <w:rPr>
-          <w:color w:val="F48C2E"/>
+          <w:color w:val="F0821A"/>
         </w:rPr>
         <w:t xml:space="preserve">Outro</w:t>
       </w:r>
@@ -310,7 +310,7 @@
     <w:p>
       <w:r>
         <w:rPr>
-          <w:color w:val="F48C2E"/>
+          <w:color w:val="F0821A"/>
         </w:rPr>
         <w:t xml:space="preserve">Un rendez-vous se prépare. Vous savez maintenant poser un problème, situer une preuve, et déclarer.</w:t>
       </w:r>
@@ -318,7 +318,7 @@
     <w:p>
       <w:r>
         <w:rPr>
-          <w:color w:val="F48C2E"/>
+          <w:color w:val="F0821A"/>
         </w:rPr>
         <w:t xml:space="preserve">Le module 2 ouvre la suite logique : protéger, puis valoriser — ce que devient cette déclaration une fois qu’elle est un actif.</w:t>
       </w:r>
@@ -353,7 +353,7 @@
       <w:b/>
       <w:sz w:val="36"/>
       <w:szCs w:val="36"/>
-      <w:color w:val="580F45"/>
+      <w:color w:val="63003C"/>
     </w:rPr>
   </w:style>
   <w:style w:type="paragraph" w:styleId="Heading2">
@@ -369,7 +369,7 @@
       <w:b/>
       <w:sz w:val="26"/>
       <w:szCs w:val="26"/>
-      <w:color w:val="F48C2E"/>
+      <w:color w:val="F0821A"/>
     </w:rPr>
   </w:style>
 </w:styles>

--- a/downloads/intro-transcript-outro/11_E7.docx
+++ b/downloads/intro-transcript-outro/11_E7.docx
@@ -320,7 +320,7 @@
         <w:rPr>
           <w:color w:val="F0821A"/>
         </w:rPr>
-        <w:t xml:space="preserve">Le module 2 ouvre la suite logique : protéger, puis valoriser — ce que devient cette déclaration une fois qu’elle est un actif.</w:t>
+        <w:t xml:space="preserve">Le grain suivant choisit l’outil : protéger, puis valoriser — ce que devient cette déclaration une fois qu’elle est un actif.</w:t>
       </w:r>
     </w:p>
     <w:sectPr>
